--- a/paper/build/submission/Declaration_of_Interest.docx
+++ b/paper/build/submission/Declaration_of_Interest.docx
@@ -54,7 +54,7 @@
         <w:t xml:space="preserve"> </w:t>
       </w:r>
       <w:r>
-        <w:t xml:space="preserve">licence with the rest of the software. No vendor supplied data, software, funding or review.</w:t>
+        <w:t xml:space="preserve">license with the rest of the software. No vendor supplied data, software, funding or review.</w:t>
       </w:r>
     </w:p>
     <w:p>
